--- a/imagens/FICHAS DE INSCRIÇÕES SALT IN DANCE.docx
+++ b/imagens/FICHAS DE INSCRIÇÕES SALT IN DANCE.docx
@@ -2371,6 +2371,22 @@
         <w:t xml:space="preserve"> </w:t>
       </w:r>
     </w:p>
+    <w:p>
+      <w:pPr>
+        <w:spacing w:after="0" w:line="259" w:lineRule="auto"/>
+        <w:ind w:right="3"/>
+        <w:jc w:val="center"/>
+        <w:rPr>
+          <w:rFonts w:ascii="Arial" w:eastAsia="Calibri" w:hAnsi="Arial" w:cs="Arial"/>
+          <w:color w:val="000000"/>
+          <w:kern w:val="0"/>
+          <w:sz w:val="21"/>
+          <w:szCs w:val="21"/>
+          <w:lang w:eastAsia="pt-BR"/>
+          <w14:ligatures w14:val="none"/>
+        </w:rPr>
+      </w:pPr>
+    </w:p>
     <w:tbl>
       <w:tblPr>
         <w:tblStyle w:val="TableGrid"/>
@@ -4281,6 +4297,10 @@
         <w:tc>
           <w:tcPr>
             <w:tcW w:w="4678" w:type="dxa"/>
+            <w:tcBorders>
+              <w:top w:val="nil"/>
+            </w:tcBorders>
+            <w:vAlign w:val="center"/>
           </w:tcPr>
           <w:p>
             <w:pPr>
@@ -4312,6 +4332,10 @@
         <w:tc>
           <w:tcPr>
             <w:tcW w:w="2410" w:type="dxa"/>
+            <w:tcBorders>
+              <w:top w:val="nil"/>
+            </w:tcBorders>
+            <w:vAlign w:val="center"/>
           </w:tcPr>
           <w:p>
             <w:pPr>
@@ -4342,6 +4366,10 @@
         <w:tc>
           <w:tcPr>
             <w:tcW w:w="1782" w:type="dxa"/>
+            <w:tcBorders>
+              <w:top w:val="nil"/>
+            </w:tcBorders>
+            <w:vAlign w:val="center"/>
           </w:tcPr>
           <w:p>
             <w:pPr>
@@ -4377,6 +4405,7 @@
         <w:tc>
           <w:tcPr>
             <w:tcW w:w="4678" w:type="dxa"/>
+            <w:vAlign w:val="center"/>
           </w:tcPr>
           <w:p>
             <w:pPr>
@@ -4401,13 +4430,60 @@
                 <w:sz w:val="21"/>
                 <w:szCs w:val="21"/>
               </w:rPr>
-              <w:t>Curso de ballet clássico infantil</w:t>
-            </w:r>
+              <w:t xml:space="preserve">Clássico </w:t>
+            </w:r>
+            <w:r>
+              <w:rPr>
+                <w:rFonts w:ascii="Arial" w:eastAsia="Calibri" w:hAnsi="Arial" w:cs="Arial"/>
+                <w:b/>
+                <w:bCs/>
+                <w:color w:val="000000"/>
+                <w:sz w:val="21"/>
+                <w:szCs w:val="21"/>
+              </w:rPr>
+              <w:t>I</w:t>
+            </w:r>
+            <w:r>
+              <w:rPr>
+                <w:rFonts w:ascii="Arial" w:eastAsia="Calibri" w:hAnsi="Arial" w:cs="Arial"/>
+                <w:b/>
+                <w:bCs/>
+                <w:color w:val="000000"/>
+                <w:sz w:val="21"/>
+                <w:szCs w:val="21"/>
+              </w:rPr>
+              <w:t>ntermediário</w:t>
+            </w:r>
+            <w:r>
+              <w:rPr>
+                <w:rFonts w:ascii="Arial" w:eastAsia="Calibri" w:hAnsi="Arial" w:cs="Arial"/>
+                <w:b/>
+                <w:bCs/>
+                <w:color w:val="000000"/>
+                <w:sz w:val="21"/>
+                <w:szCs w:val="21"/>
+              </w:rPr>
+              <w:t xml:space="preserve"> | </w:t>
+            </w:r>
+            <w:proofErr w:type="spellStart"/>
+            <w:r>
+              <w:rPr>
+                <w:rFonts w:ascii="Arial" w:eastAsia="Calibri" w:hAnsi="Arial" w:cs="Arial"/>
+                <w:b/>
+                <w:bCs/>
+                <w:color w:val="000000"/>
+                <w:sz w:val="21"/>
+                <w:szCs w:val="21"/>
+              </w:rPr>
+              <w:t>Ariate</w:t>
+            </w:r>
+            <w:proofErr w:type="spellEnd"/>
           </w:p>
         </w:tc>
         <w:tc>
           <w:tcPr>
             <w:tcW w:w="2410" w:type="dxa"/>
+            <w:vAlign w:val="center"/>
           </w:tcPr>
           <w:p>
             <w:pPr>
@@ -4445,6 +4521,7 @@
         <w:tc>
           <w:tcPr>
             <w:tcW w:w="1782" w:type="dxa"/>
+            <w:vAlign w:val="center"/>
           </w:tcPr>
           <w:p>
             <w:pPr>
@@ -4487,6 +4564,7 @@
         <w:tc>
           <w:tcPr>
             <w:tcW w:w="4678" w:type="dxa"/>
+            <w:vAlign w:val="center"/>
           </w:tcPr>
           <w:p>
             <w:pPr>
@@ -4510,13 +4588,38 @@
                 <w:sz w:val="21"/>
                 <w:szCs w:val="21"/>
               </w:rPr>
-              <w:t>Curso de ballet clássico intermediário</w:t>
-            </w:r>
+              <w:t>Contemporâneo</w:t>
+            </w:r>
+            <w:r>
+              <w:rPr>
+                <w:rFonts w:ascii="Arial" w:eastAsia="Calibri" w:hAnsi="Arial" w:cs="Arial"/>
+                <w:b/>
+                <w:bCs/>
+                <w:color w:val="000000"/>
+                <w:sz w:val="21"/>
+                <w:szCs w:val="21"/>
+              </w:rPr>
+              <w:t xml:space="preserve"> | </w:t>
+            </w:r>
+            <w:proofErr w:type="spellStart"/>
+            <w:r>
+              <w:rPr>
+                <w:rFonts w:ascii="Arial" w:eastAsia="Calibri" w:hAnsi="Arial" w:cs="Arial"/>
+                <w:b/>
+                <w:bCs/>
+                <w:color w:val="000000"/>
+                <w:sz w:val="21"/>
+                <w:szCs w:val="21"/>
+              </w:rPr>
+              <w:t>Ariate</w:t>
+            </w:r>
+            <w:proofErr w:type="spellEnd"/>
           </w:p>
         </w:tc>
         <w:tc>
           <w:tcPr>
             <w:tcW w:w="2410" w:type="dxa"/>
+            <w:vAlign w:val="center"/>
           </w:tcPr>
           <w:p>
             <w:pPr>
@@ -4554,6 +4657,7 @@
         <w:tc>
           <w:tcPr>
             <w:tcW w:w="1782" w:type="dxa"/>
+            <w:vAlign w:val="center"/>
           </w:tcPr>
           <w:p>
             <w:pPr>
@@ -4596,6 +4700,7 @@
         <w:tc>
           <w:tcPr>
             <w:tcW w:w="4678" w:type="dxa"/>
+            <w:vAlign w:val="center"/>
           </w:tcPr>
           <w:p>
             <w:pPr>
@@ -4620,13 +4725,60 @@
                 <w:sz w:val="21"/>
                 <w:szCs w:val="21"/>
               </w:rPr>
-              <w:t>Curso de ballet clássico avançado</w:t>
-            </w:r>
+              <w:t xml:space="preserve">Clássico </w:t>
+            </w:r>
+            <w:r>
+              <w:rPr>
+                <w:rFonts w:ascii="Arial" w:eastAsia="Calibri" w:hAnsi="Arial" w:cs="Arial"/>
+                <w:b/>
+                <w:bCs/>
+                <w:color w:val="000000"/>
+                <w:sz w:val="21"/>
+                <w:szCs w:val="21"/>
+              </w:rPr>
+              <w:t>A</w:t>
+            </w:r>
+            <w:r>
+              <w:rPr>
+                <w:rFonts w:ascii="Arial" w:eastAsia="Calibri" w:hAnsi="Arial" w:cs="Arial"/>
+                <w:b/>
+                <w:bCs/>
+                <w:color w:val="000000"/>
+                <w:sz w:val="21"/>
+                <w:szCs w:val="21"/>
+              </w:rPr>
+              <w:t>vançado</w:t>
+            </w:r>
+            <w:r>
+              <w:rPr>
+                <w:rFonts w:ascii="Arial" w:eastAsia="Calibri" w:hAnsi="Arial" w:cs="Arial"/>
+                <w:b/>
+                <w:bCs/>
+                <w:color w:val="000000"/>
+                <w:sz w:val="21"/>
+                <w:szCs w:val="21"/>
+              </w:rPr>
+              <w:t xml:space="preserve"> | </w:t>
+            </w:r>
+            <w:proofErr w:type="spellStart"/>
+            <w:r>
+              <w:rPr>
+                <w:rFonts w:ascii="Arial" w:eastAsia="Calibri" w:hAnsi="Arial" w:cs="Arial"/>
+                <w:b/>
+                <w:bCs/>
+                <w:color w:val="000000"/>
+                <w:sz w:val="21"/>
+                <w:szCs w:val="21"/>
+              </w:rPr>
+              <w:t>Thadeo</w:t>
+            </w:r>
+            <w:proofErr w:type="spellEnd"/>
           </w:p>
         </w:tc>
         <w:tc>
           <w:tcPr>
             <w:tcW w:w="2410" w:type="dxa"/>
+            <w:vAlign w:val="center"/>
           </w:tcPr>
           <w:p>
             <w:pPr>
@@ -4664,6 +4816,7 @@
         <w:tc>
           <w:tcPr>
             <w:tcW w:w="1782" w:type="dxa"/>
+            <w:vAlign w:val="center"/>
           </w:tcPr>
           <w:p>
             <w:pPr>
@@ -4706,6 +4859,7 @@
         <w:tc>
           <w:tcPr>
             <w:tcW w:w="4678" w:type="dxa"/>
+            <w:vAlign w:val="center"/>
           </w:tcPr>
           <w:p>
             <w:pPr>
@@ -4730,13 +4884,47 @@
                 <w:sz w:val="21"/>
                 <w:szCs w:val="21"/>
               </w:rPr>
-              <w:t>Curso de moderno/ contemporâneo</w:t>
+              <w:t xml:space="preserve">Dança </w:t>
+            </w:r>
+            <w:r>
+              <w:rPr>
+                <w:rFonts w:ascii="Arial" w:eastAsia="Calibri" w:hAnsi="Arial" w:cs="Arial"/>
+                <w:b/>
+                <w:bCs/>
+                <w:color w:val="000000"/>
+                <w:sz w:val="21"/>
+                <w:szCs w:val="21"/>
+              </w:rPr>
+              <w:t>M</w:t>
+            </w:r>
+            <w:r>
+              <w:rPr>
+                <w:rFonts w:ascii="Arial" w:eastAsia="Calibri" w:hAnsi="Arial" w:cs="Arial"/>
+                <w:b/>
+                <w:bCs/>
+                <w:color w:val="000000"/>
+                <w:sz w:val="21"/>
+                <w:szCs w:val="21"/>
+              </w:rPr>
+              <w:t>oderna</w:t>
+            </w:r>
+            <w:r>
+              <w:rPr>
+                <w:rFonts w:ascii="Arial" w:eastAsia="Calibri" w:hAnsi="Arial" w:cs="Arial"/>
+                <w:b/>
+                <w:bCs/>
+                <w:color w:val="000000"/>
+                <w:sz w:val="21"/>
+                <w:szCs w:val="21"/>
+              </w:rPr>
+              <w:t xml:space="preserve"> | Marize</w:t>
             </w:r>
           </w:p>
         </w:tc>
         <w:tc>
           <w:tcPr>
             <w:tcW w:w="2410" w:type="dxa"/>
+            <w:vAlign w:val="center"/>
           </w:tcPr>
           <w:p>
             <w:pPr>
@@ -4774,6 +4962,7 @@
         <w:tc>
           <w:tcPr>
             <w:tcW w:w="1782" w:type="dxa"/>
+            <w:vAlign w:val="center"/>
           </w:tcPr>
           <w:p>
             <w:pPr>
@@ -4816,6 +5005,7 @@
         <w:tc>
           <w:tcPr>
             <w:tcW w:w="4678" w:type="dxa"/>
+            <w:vAlign w:val="center"/>
           </w:tcPr>
           <w:p>
             <w:pPr>
@@ -4840,7 +5030,51 @@
                 <w:sz w:val="21"/>
                 <w:szCs w:val="21"/>
               </w:rPr>
-              <w:t xml:space="preserve">Curso de </w:t>
+              <w:t>C</w:t>
+            </w:r>
+            <w:r>
+              <w:rPr>
+                <w:rFonts w:ascii="Arial" w:eastAsia="Calibri" w:hAnsi="Arial" w:cs="Arial"/>
+                <w:b/>
+                <w:bCs/>
+                <w:color w:val="000000"/>
+                <w:sz w:val="21"/>
+                <w:szCs w:val="21"/>
+              </w:rPr>
+              <w:t xml:space="preserve">oach de </w:t>
+            </w:r>
+            <w:r>
+              <w:rPr>
+                <w:rFonts w:ascii="Arial" w:eastAsia="Calibri" w:hAnsi="Arial" w:cs="Arial"/>
+                <w:b/>
+                <w:bCs/>
+                <w:color w:val="000000"/>
+                <w:sz w:val="21"/>
+                <w:szCs w:val="21"/>
+              </w:rPr>
+              <w:t>R</w:t>
+            </w:r>
+            <w:r>
+              <w:rPr>
+                <w:rFonts w:ascii="Arial" w:eastAsia="Calibri" w:hAnsi="Arial" w:cs="Arial"/>
+                <w:b/>
+                <w:bCs/>
+                <w:color w:val="000000"/>
+                <w:sz w:val="21"/>
+                <w:szCs w:val="21"/>
+              </w:rPr>
+              <w:t>epertório</w:t>
+            </w:r>
+            <w:r>
+              <w:rPr>
+                <w:rFonts w:ascii="Arial" w:eastAsia="Calibri" w:hAnsi="Arial" w:cs="Arial"/>
+                <w:b/>
+                <w:bCs/>
+                <w:color w:val="000000"/>
+                <w:sz w:val="21"/>
+                <w:szCs w:val="21"/>
+              </w:rPr>
+              <w:t xml:space="preserve"> | </w:t>
             </w:r>
             <w:proofErr w:type="spellStart"/>
             <w:r>
@@ -4852,7 +5086,7 @@
                 <w:sz w:val="21"/>
                 <w:szCs w:val="21"/>
               </w:rPr>
-              <w:t>Modern</w:t>
+              <w:t>Thadeo</w:t>
             </w:r>
             <w:proofErr w:type="spellEnd"/>
             <w:r>
@@ -4864,13 +5098,14 @@
                 <w:sz w:val="21"/>
                 <w:szCs w:val="21"/>
               </w:rPr>
-              <w:t xml:space="preserve"> Jazz</w:t>
+              <w:t>*</w:t>
             </w:r>
           </w:p>
         </w:tc>
         <w:tc>
           <w:tcPr>
             <w:tcW w:w="2410" w:type="dxa"/>
+            <w:vAlign w:val="center"/>
           </w:tcPr>
           <w:p>
             <w:pPr>
@@ -4901,13 +5136,32 @@
                 <w:sz w:val="21"/>
                 <w:szCs w:val="21"/>
               </w:rPr>
-              <w:t xml:space="preserve"> )R$ 110,00</w:t>
+              <w:t xml:space="preserve"> )R$ </w:t>
+            </w:r>
+            <w:r>
+              <w:rPr>
+                <w:rFonts w:ascii="Arial" w:eastAsia="Calibri" w:hAnsi="Arial" w:cs="Arial"/>
+                <w:color w:val="000000"/>
+                <w:sz w:val="21"/>
+                <w:szCs w:val="21"/>
+              </w:rPr>
+              <w:t>90</w:t>
+            </w:r>
+            <w:r>
+              <w:rPr>
+                <w:rFonts w:ascii="Arial" w:eastAsia="Calibri" w:hAnsi="Arial" w:cs="Arial"/>
+                <w:color w:val="000000"/>
+                <w:sz w:val="21"/>
+                <w:szCs w:val="21"/>
+              </w:rPr>
+              <w:t>,00</w:t>
             </w:r>
           </w:p>
         </w:tc>
         <w:tc>
           <w:tcPr>
             <w:tcW w:w="1782" w:type="dxa"/>
+            <w:vAlign w:val="center"/>
           </w:tcPr>
           <w:p>
             <w:pPr>
@@ -4938,116 +5192,25 @@
                 <w:sz w:val="21"/>
                 <w:szCs w:val="21"/>
               </w:rPr>
-              <w:t xml:space="preserve"> )R$ 130,00</w:t>
-            </w:r>
-          </w:p>
-        </w:tc>
-      </w:tr>
-      <w:tr>
-        <w:trPr>
-          <w:trHeight w:val="396"/>
-        </w:trPr>
-        <w:tc>
-          <w:tcPr>
-            <w:tcW w:w="4678" w:type="dxa"/>
-          </w:tcPr>
-          <w:p>
-            <w:pPr>
-              <w:spacing w:line="360" w:lineRule="auto"/>
-              <w:jc w:val="center"/>
-              <w:rPr>
-                <w:rFonts w:ascii="Arial" w:eastAsia="Calibri" w:hAnsi="Arial" w:cs="Arial"/>
-                <w:b/>
-                <w:bCs/>
-                <w:color w:val="000000"/>
-                <w:sz w:val="21"/>
-                <w:szCs w:val="21"/>
-              </w:rPr>
-            </w:pPr>
-            <w:r>
-              <w:rPr>
-                <w:rFonts w:ascii="Arial" w:eastAsia="Calibri" w:hAnsi="Arial" w:cs="Arial"/>
-                <w:b/>
-                <w:bCs/>
-                <w:color w:val="000000"/>
-                <w:sz w:val="21"/>
-                <w:szCs w:val="21"/>
-              </w:rPr>
-              <w:t>Coaching</w:t>
-            </w:r>
-          </w:p>
-        </w:tc>
-        <w:tc>
-          <w:tcPr>
-            <w:tcW w:w="2410" w:type="dxa"/>
-          </w:tcPr>
-          <w:p>
-            <w:pPr>
-              <w:spacing w:line="360" w:lineRule="auto"/>
-              <w:jc w:val="center"/>
-              <w:rPr>
-                <w:rFonts w:ascii="Arial" w:eastAsia="Calibri" w:hAnsi="Arial" w:cs="Arial"/>
-                <w:color w:val="000000"/>
-                <w:sz w:val="21"/>
-                <w:szCs w:val="21"/>
-              </w:rPr>
-            </w:pPr>
-            <w:proofErr w:type="gramStart"/>
-            <w:r>
-              <w:rPr>
-                <w:rFonts w:ascii="Arial" w:eastAsia="Calibri" w:hAnsi="Arial" w:cs="Arial"/>
-                <w:color w:val="000000"/>
-                <w:sz w:val="21"/>
-                <w:szCs w:val="21"/>
-              </w:rPr>
-              <w:t xml:space="preserve">(  </w:t>
-            </w:r>
-            <w:proofErr w:type="gramEnd"/>
-            <w:r>
-              <w:rPr>
-                <w:rFonts w:ascii="Arial" w:eastAsia="Calibri" w:hAnsi="Arial" w:cs="Arial"/>
-                <w:color w:val="000000"/>
-                <w:sz w:val="21"/>
-                <w:szCs w:val="21"/>
-              </w:rPr>
-              <w:t xml:space="preserve"> )R$ 90,00</w:t>
-            </w:r>
-          </w:p>
-        </w:tc>
-        <w:tc>
-          <w:tcPr>
-            <w:tcW w:w="1782" w:type="dxa"/>
-          </w:tcPr>
-          <w:p>
-            <w:pPr>
-              <w:spacing w:line="360" w:lineRule="auto"/>
-              <w:jc w:val="center"/>
-              <w:rPr>
-                <w:rFonts w:ascii="Arial" w:eastAsia="Calibri" w:hAnsi="Arial" w:cs="Arial"/>
-                <w:color w:val="000000"/>
-                <w:sz w:val="21"/>
-                <w:szCs w:val="21"/>
-              </w:rPr>
-            </w:pPr>
-            <w:proofErr w:type="gramStart"/>
-            <w:r>
-              <w:rPr>
-                <w:rFonts w:ascii="Arial" w:eastAsia="Calibri" w:hAnsi="Arial" w:cs="Arial"/>
-                <w:color w:val="000000"/>
-                <w:sz w:val="21"/>
-                <w:szCs w:val="21"/>
-              </w:rPr>
-              <w:t xml:space="preserve">(  </w:t>
-            </w:r>
-            <w:proofErr w:type="gramEnd"/>
-            <w:r>
-              <w:rPr>
-                <w:rFonts w:ascii="Arial" w:eastAsia="Calibri" w:hAnsi="Arial" w:cs="Arial"/>
-                <w:color w:val="000000"/>
-                <w:sz w:val="21"/>
-                <w:szCs w:val="21"/>
-              </w:rPr>
-              <w:t xml:space="preserve"> )R$ 110,00</w:t>
+              <w:t xml:space="preserve"> )R$ 1</w:t>
+            </w:r>
+            <w:r>
+              <w:rPr>
+                <w:rFonts w:ascii="Arial" w:eastAsia="Calibri" w:hAnsi="Arial" w:cs="Arial"/>
+                <w:color w:val="000000"/>
+                <w:sz w:val="21"/>
+                <w:szCs w:val="21"/>
+              </w:rPr>
+              <w:t>1</w:t>
+            </w:r>
+            <w:r>
+              <w:rPr>
+                <w:rFonts w:ascii="Arial" w:eastAsia="Calibri" w:hAnsi="Arial" w:cs="Arial"/>
+                <w:color w:val="000000"/>
+                <w:sz w:val="21"/>
+                <w:szCs w:val="21"/>
+              </w:rPr>
+              <w:t>0,00</w:t>
             </w:r>
           </w:p>
         </w:tc>
@@ -5142,7 +5305,85 @@
           <w:lang w:eastAsia="pt-BR"/>
           <w14:ligatures w14:val="none"/>
         </w:rPr>
-        <w:t>3 – Cada curso terá no máximo 30 participantes.</w:t>
+        <w:t xml:space="preserve">3 – Cada curso terá no máximo </w:t>
+      </w:r>
+      <w:r>
+        <w:rPr>
+          <w:rFonts w:ascii="Arial" w:eastAsia="Calibri" w:hAnsi="Arial" w:cs="Arial"/>
+          <w:color w:val="000000"/>
+          <w:kern w:val="0"/>
+          <w:sz w:val="21"/>
+          <w:szCs w:val="21"/>
+          <w:lang w:eastAsia="pt-BR"/>
+          <w14:ligatures w14:val="none"/>
+        </w:rPr>
+        <w:t>20</w:t>
+      </w:r>
+      <w:r>
+        <w:rPr>
+          <w:rFonts w:ascii="Arial" w:eastAsia="Calibri" w:hAnsi="Arial" w:cs="Arial"/>
+          <w:color w:val="000000"/>
+          <w:kern w:val="0"/>
+          <w:sz w:val="21"/>
+          <w:szCs w:val="21"/>
+          <w:lang w:eastAsia="pt-BR"/>
+          <w14:ligatures w14:val="none"/>
+        </w:rPr>
+        <w:t xml:space="preserve"> participantes.</w:t>
+      </w:r>
+    </w:p>
+    <w:p>
+      <w:pPr>
+        <w:spacing w:after="228" w:line="248" w:lineRule="auto"/>
+        <w:ind w:right="3"/>
+        <w:rPr>
+          <w:rFonts w:ascii="Arial" w:eastAsia="Calibri" w:hAnsi="Arial" w:cs="Arial"/>
+          <w:color w:val="000000"/>
+          <w:kern w:val="0"/>
+          <w:sz w:val="21"/>
+          <w:szCs w:val="21"/>
+          <w:lang w:eastAsia="pt-BR"/>
+          <w14:ligatures w14:val="none"/>
+        </w:rPr>
+      </w:pPr>
+      <w:r>
+        <w:rPr>
+          <w:rFonts w:ascii="Arial" w:eastAsia="Calibri" w:hAnsi="Arial" w:cs="Arial"/>
+          <w:color w:val="000000"/>
+          <w:kern w:val="0"/>
+          <w:sz w:val="21"/>
+          <w:szCs w:val="21"/>
+          <w:lang w:eastAsia="pt-BR"/>
+          <w14:ligatures w14:val="none"/>
+        </w:rPr>
+        <w:t>4 - Cada cursista receberá certificado com carga horaria correspondente ao curso realizado.</w:t>
+      </w:r>
+    </w:p>
+    <w:p>
+      <w:pPr>
+        <w:spacing w:after="228" w:line="248" w:lineRule="auto"/>
+        <w:ind w:right="3"/>
+        <w:rPr>
+          <w:rFonts w:ascii="Arial" w:eastAsia="Calibri" w:hAnsi="Arial" w:cs="Arial"/>
+          <w:color w:val="000000"/>
+          <w:kern w:val="0"/>
+          <w:sz w:val="21"/>
+          <w:szCs w:val="21"/>
+          <w:lang w:eastAsia="pt-BR"/>
+          <w14:ligatures w14:val="none"/>
+        </w:rPr>
+      </w:pPr>
+      <w:r>
+        <w:rPr>
+          <w:rFonts w:ascii="Arial" w:eastAsia="Calibri" w:hAnsi="Arial" w:cs="Arial"/>
+          <w:color w:val="000000"/>
+          <w:kern w:val="0"/>
+          <w:sz w:val="21"/>
+          <w:szCs w:val="21"/>
+          <w:lang w:eastAsia="pt-BR"/>
+          <w14:ligatures w14:val="none"/>
+        </w:rPr>
+        <w:t xml:space="preserve">5 – Os cursos acontecerão nos dias 30 e 31 de maio. </w:t>
       </w:r>
     </w:p>
     <w:p>
@@ -5166,12 +5407,45 @@
           <w:lang w:eastAsia="pt-BR"/>
           <w14:ligatures w14:val="none"/>
         </w:rPr>
-        <w:t>4 - Cada cursista receberá certificado com carga horaria correspondente ao curso realizado.</w:t>
+        <w:t>6 – O curso Coach de Repertório acontecerá no dia 29 de maio.</w:t>
+      </w:r>
+      <w:r>
+        <w:rPr>
+          <w:rFonts w:ascii="Arial" w:eastAsia="Calibri" w:hAnsi="Arial" w:cs="Arial"/>
+          <w:b/>
+          <w:bCs/>
+          <w:color w:val="000000"/>
+          <w:sz w:val="21"/>
+          <w:szCs w:val="21"/>
+        </w:rPr>
+        <w:t xml:space="preserve"> </w:t>
+      </w:r>
+      <w:r>
+        <w:rPr>
+          <w:rFonts w:ascii="Arial" w:eastAsia="Calibri" w:hAnsi="Arial" w:cs="Arial"/>
+          <w:b/>
+          <w:bCs/>
+          <w:color w:val="000000"/>
+          <w:sz w:val="21"/>
+          <w:szCs w:val="21"/>
+        </w:rPr>
+        <w:t>*</w:t>
+      </w:r>
+      <w:r>
+        <w:rPr>
+          <w:rFonts w:ascii="Arial" w:eastAsia="Calibri" w:hAnsi="Arial" w:cs="Arial"/>
+          <w:b/>
+          <w:bCs/>
+          <w:color w:val="000000"/>
+          <w:sz w:val="21"/>
+          <w:szCs w:val="21"/>
+        </w:rPr>
+        <w:t>Somente 5 vagas.</w:t>
       </w:r>
     </w:p>
     <w:sectPr>
-      <w:headerReference w:type="default" r:id="rId6"/>
-      <w:footerReference w:type="default" r:id="rId7"/>
+      <w:headerReference w:type="default" r:id="rId7"/>
+      <w:footerReference w:type="default" r:id="rId8"/>
       <w:pgSz w:w="11906" w:h="16838"/>
       <w:pgMar w:top="1417" w:right="1701" w:bottom="1417" w:left="1701" w:header="708" w:footer="708" w:gutter="0"/>
       <w:cols w:space="708"/>
@@ -5369,6 +5643,128 @@
     </w:r>
   </w:p>
 </w:hdr>
+</file>
+
+<file path=word/numbering.xml><?xml version="1.0" encoding="utf-8"?>
+<w:numbering xmlns:wpc="http://schemas.microsoft.com/office/word/2010/wordprocessingCanvas" xmlns:cx="http://schemas.microsoft.com/office/drawing/2014/chartex" xmlns:cx1="http://schemas.microsoft.com/office/drawing/2015/9/8/chartex" xmlns:cx2="http://schemas.microsoft.com/office/drawing/2015/10/21/chartex" xmlns:cx3="http://schemas.microsoft.com/office/drawing/2016/5/9/chartex" xmlns:cx4="http://schemas.microsoft.com/office/drawing/2016/5/10/chartex" xmlns:cx5="http://schemas.microsoft.com/office/drawing/2016/5/11/chartex" xmlns:cx6="http://schemas.microsoft.com/office/drawing/2016/5/12/chartex" xmlns:cx7="http://schemas.microsoft.com/office/drawing/2016/5/13/chartex" xmlns:cx8="http://schemas.microsoft.com/office/drawing/2016/5/14/chartex" xmlns:mc="http://schemas.openxmlformats.org/markup-compatibility/2006" xmlns:aink="http://schemas.microsoft.com/office/drawing/2016/ink" xmlns:am3d="http://schemas.microsoft.com/office/drawing/2017/model3d" xmlns:o="urn:schemas-microsoft-com:office:office" xmlns:oel="http://schemas.microsoft.com/office/2019/extlst" xmlns:r="http://schemas.openxmlformats.org/officeDocument/2006/relationships" xmlns:m="http://schemas.openxmlformats.org/officeDocument/2006/math" xmlns:v="urn:schemas-microsoft-com:vml" xmlns:wp14="http://schemas.microsoft.com/office/word/2010/wordprocessingDrawing" xmlns:wp="http://schemas.openxmlformats.org/drawingml/2006/wordprocessingDrawing" xmlns:w10="urn:schemas-microsoft-com:office:word" xmlns:w="http://schemas.openxmlformats.org/wordprocessingml/2006/main" xmlns:w14="http://schemas.microsoft.com/office/word/2010/wordml" xmlns:w15="http://schemas.microsoft.com/office/word/2012/wordml" xmlns:w16cex="http://schemas.microsoft.com/office/word/2018/wordml/cex" xmlns:w16cid="http://schemas.microsoft.com/office/word/2016/wordml/cid" xmlns:w16="http://schemas.microsoft.com/office/word/2018/wordml" xmlns:w16du="http://schemas.microsoft.com/office/word/2023/wordml/word16du" xmlns:w16sdtdh="http://schemas.microsoft.com/office/word/2020/wordml/sdtdatahash" xmlns:w16se="http://schemas.microsoft.com/office/word/2015/wordml/symex" xmlns:wpg="http://schemas.microsoft.com/office/word/2010/wordprocessingGroup" xmlns:wpi="http://schemas.microsoft.com/office/word/2010/wordprocessingInk" xmlns:wne="http://schemas.microsoft.com/office/word/2006/wordml" xmlns:wps="http://schemas.microsoft.com/office/word/2010/wordprocessingShape" mc:Ignorable="w14 w15 w16se w16cid w16 w16cex w16sdtdh w16du wp14">
+  <w:abstractNum w:abstractNumId="0" w15:restartNumberingAfterBreak="0">
+    <w:nsid w:val="01820396"/>
+    <w:multiLevelType w:val="hybridMultilevel"/>
+    <w:tmpl w:val="081EBDD4"/>
+    <w:lvl w:ilvl="0" w:tplc="25BAAECA">
+      <w:start w:val="4"/>
+      <w:numFmt w:val="bullet"/>
+      <w:lvlText w:val=""/>
+      <w:lvlJc w:val="left"/>
+      <w:pPr>
+        <w:ind w:left="720" w:hanging="360"/>
+      </w:pPr>
+      <w:rPr>
+        <w:rFonts w:ascii="Symbol" w:eastAsia="Calibri" w:hAnsi="Symbol" w:cs="Arial" w:hint="default"/>
+        <w:color w:val="000000"/>
+      </w:rPr>
+    </w:lvl>
+    <w:lvl w:ilvl="1" w:tplc="04160003" w:tentative="1">
+      <w:start w:val="1"/>
+      <w:numFmt w:val="bullet"/>
+      <w:lvlText w:val="o"/>
+      <w:lvlJc w:val="left"/>
+      <w:pPr>
+        <w:ind w:left="1440" w:hanging="360"/>
+      </w:pPr>
+      <w:rPr>
+        <w:rFonts w:ascii="Courier New" w:hAnsi="Courier New" w:cs="Courier New" w:hint="default"/>
+      </w:rPr>
+    </w:lvl>
+    <w:lvl w:ilvl="2" w:tplc="04160005" w:tentative="1">
+      <w:start w:val="1"/>
+      <w:numFmt w:val="bullet"/>
+      <w:lvlText w:val=""/>
+      <w:lvlJc w:val="left"/>
+      <w:pPr>
+        <w:ind w:left="2160" w:hanging="360"/>
+      </w:pPr>
+      <w:rPr>
+        <w:rFonts w:ascii="Wingdings" w:hAnsi="Wingdings" w:hint="default"/>
+      </w:rPr>
+    </w:lvl>
+    <w:lvl w:ilvl="3" w:tplc="04160001" w:tentative="1">
+      <w:start w:val="1"/>
+      <w:numFmt w:val="bullet"/>
+      <w:lvlText w:val=""/>
+      <w:lvlJc w:val="left"/>
+      <w:pPr>
+        <w:ind w:left="2880" w:hanging="360"/>
+      </w:pPr>
+      <w:rPr>
+        <w:rFonts w:ascii="Symbol" w:hAnsi="Symbol" w:hint="default"/>
+      </w:rPr>
+    </w:lvl>
+    <w:lvl w:ilvl="4" w:tplc="04160003" w:tentative="1">
+      <w:start w:val="1"/>
+      <w:numFmt w:val="bullet"/>
+      <w:lvlText w:val="o"/>
+      <w:lvlJc w:val="left"/>
+      <w:pPr>
+        <w:ind w:left="3600" w:hanging="360"/>
+      </w:pPr>
+      <w:rPr>
+        <w:rFonts w:ascii="Courier New" w:hAnsi="Courier New" w:cs="Courier New" w:hint="default"/>
+      </w:rPr>
+    </w:lvl>
+    <w:lvl w:ilvl="5" w:tplc="04160005" w:tentative="1">
+      <w:start w:val="1"/>
+      <w:numFmt w:val="bullet"/>
+      <w:lvlText w:val=""/>
+      <w:lvlJc w:val="left"/>
+      <w:pPr>
+        <w:ind w:left="4320" w:hanging="360"/>
+      </w:pPr>
+      <w:rPr>
+        <w:rFonts w:ascii="Wingdings" w:hAnsi="Wingdings" w:hint="default"/>
+      </w:rPr>
+    </w:lvl>
+    <w:lvl w:ilvl="6" w:tplc="04160001" w:tentative="1">
+      <w:start w:val="1"/>
+      <w:numFmt w:val="bullet"/>
+      <w:lvlText w:val=""/>
+      <w:lvlJc w:val="left"/>
+      <w:pPr>
+        <w:ind w:left="5040" w:hanging="360"/>
+      </w:pPr>
+      <w:rPr>
+        <w:rFonts w:ascii="Symbol" w:hAnsi="Symbol" w:hint="default"/>
+      </w:rPr>
+    </w:lvl>
+    <w:lvl w:ilvl="7" w:tplc="04160003" w:tentative="1">
+      <w:start w:val="1"/>
+      <w:numFmt w:val="bullet"/>
+      <w:lvlText w:val="o"/>
+      <w:lvlJc w:val="left"/>
+      <w:pPr>
+        <w:ind w:left="5760" w:hanging="360"/>
+      </w:pPr>
+      <w:rPr>
+        <w:rFonts w:ascii="Courier New" w:hAnsi="Courier New" w:cs="Courier New" w:hint="default"/>
+      </w:rPr>
+    </w:lvl>
+    <w:lvl w:ilvl="8" w:tplc="04160005" w:tentative="1">
+      <w:start w:val="1"/>
+      <w:numFmt w:val="bullet"/>
+      <w:lvlText w:val=""/>
+      <w:lvlJc w:val="left"/>
+      <w:pPr>
+        <w:ind w:left="6480" w:hanging="360"/>
+      </w:pPr>
+      <w:rPr>
+        <w:rFonts w:ascii="Wingdings" w:hAnsi="Wingdings" w:hint="default"/>
+      </w:rPr>
+    </w:lvl>
+  </w:abstractNum>
+  <w:num w:numId="1" w16cid:durableId="1753041281">
+    <w:abstractNumId w:val="0"/>
+  </w:num>
+</w:numbering>
 </file>
 
 <file path=word/styles.xml><?xml version="1.0" encoding="utf-8"?>
